--- a/visa_appendices/docx/G_job_descriptions.docx
+++ b/visa_appendices/docx/G_job_descriptions.docx
@@ -14,6 +14,18 @@
     <w:p>
       <w:pPr>
         <w:pStyle w:val="FirstParagraph"/>
+      </w:pPr>
+      <w:r>
+        <w:rPr>
+          <w:iCs/>
+          <w:i/>
+        </w:rPr>
+        <w:t xml:space="preserve">Written and prepared by Yusuf Quadri, Founder &amp; CEO, DEQUAD Ltd.</w:t>
+      </w:r>
+    </w:p>
+    <w:p>
+      <w:pPr>
+        <w:pStyle w:val="BodyText"/>
       </w:pPr>
       <w:r>
         <w:t xml:space="preserve">This appendix documents every role in the 5-year hiring plan referenced in main document §7.3. All roles are</w:t>

--- a/visa_appendices/docx/G_job_descriptions.docx
+++ b/visa_appendices/docx/G_job_descriptions.docx
@@ -2,15 +2,7 @@
 <file path=word/document.xml><?xml version="1.0" encoding="utf-8"?>
 <w:document xmlns:w="http://schemas.openxmlformats.org/wordprocessingml/2006/main" xmlns:m="http://schemas.openxmlformats.org/officeDocument/2006/math" xmlns:r="http://schemas.openxmlformats.org/officeDocument/2006/relationships" xmlns:o="urn:schemas-microsoft-com:office:office" xmlns:v="urn:schemas-microsoft-com:vml" xmlns:w10="urn:schemas-microsoft-com:office:word" xmlns:a="http://schemas.openxmlformats.org/drawingml/2006/main" xmlns:pic="http://schemas.openxmlformats.org/drawingml/2006/picture" xmlns:wp="http://schemas.openxmlformats.org/drawingml/2006/wordprocessingDrawing">
   <w:body>
-    <w:p>
-      <w:pPr>
-        <w:pStyle w:val="Title"/>
-      </w:pPr>
-      <w:r>
-        <w:t xml:space="preserve">G_job_descriptions</w:t>
-      </w:r>
-    </w:p>
-    <w:bookmarkStart w:id="13" w:name="X423f818e060dbbe08d5c14dba745e4a0fef8263"/>
+    <w:bookmarkStart w:id="19" w:name="X423f818e060dbbe08d5c14dba745e4a0fef8263"/>
     <w:p>
       <w:pPr>
         <w:pStyle w:val="Heading1"/>
@@ -52,7 +44,23 @@
         <w:t xml:space="preserve"> </w:t>
       </w:r>
       <w:r>
-        <w:t xml:space="preserve">in the self-funded 3-year plan referenced in main document §7.3, plus the basis on which any further hiring beyond Year 3 would be considered. This is a deliberate change from earlier drafts of this plan, which assumed a 42-role, 5-year hiring plan funded by pre-seed, seed and Series A rounds. None of that external funding is assumed in this version (Section 10), so the hiring plan has been rebuilt around what institutional and premium revenue can actually fund.</w:t>
+        <w:t xml:space="preserve">in the conservative base-case plan referenced in main document §7.3, the</w:t>
+      </w:r>
+      <w:r>
+        <w:t xml:space="preserve"> </w:t>
+      </w:r>
+      <w:r>
+        <w:rPr>
+          <w:b/>
+          <w:bCs/>
+        </w:rPr>
+        <w:t xml:space="preserve">five-hire job-creation target</w:t>
+      </w:r>
+      <w:r>
+        <w:t xml:space="preserve"> </w:t>
+      </w:r>
+      <w:r>
+        <w:t xml:space="preserve">for the upside case (§10.4), and the basis on which any hiring beyond Year 3 would be considered. This is a deliberate change from earlier drafts of this plan, which assumed a 42-role, 5-year hiring plan funded by pre-seed, seed and Series A rounds. No external funding is assumed for the base case (Section 10); the hiring plan has been rebuilt around what institutional and premium revenue can actually fund, with the 5-hire job-creation target funded from revenue generated after piloting.</w:t>
       </w:r>
     </w:p>
     <w:p>
@@ -298,7 +306,7 @@
         <w:pStyle w:val="BodyText"/>
       </w:pPr>
       <w:r>
-        <w:t xml:space="preserve">Total Y3 wage bill (all roles, incl. modest founder pay):</w:t>
+        <w:t xml:space="preserve">Total Y3 wage bill (base case, all roles, incl. modest founder pay):</w:t>
       </w:r>
       <w:r>
         <w:t xml:space="preserve"> </w:t>
@@ -315,6 +323,40 @@
       </w:r>
       <w:r>
         <w:t xml:space="preserve">(Section 18.3).</w:t>
+      </w:r>
+    </w:p>
+    <w:p>
+      <w:pPr>
+        <w:pStyle w:val="BodyText"/>
+      </w:pPr>
+      <w:r>
+        <w:rPr>
+          <w:b/>
+          <w:bCs/>
+        </w:rPr>
+        <w:t xml:space="preserve">Job-creation target, upside case:</w:t>
+      </w:r>
+      <w:r>
+        <w:t xml:space="preserve"> </w:t>
+      </w:r>
+      <w:r>
+        <w:t xml:space="preserve">if institutional revenue scales beyond the base case via pilot conversion (5+ paying universities), the target is</w:t>
+      </w:r>
+      <w:r>
+        <w:t xml:space="preserve"> </w:t>
+      </w:r>
+      <w:r>
+        <w:rPr>
+          <w:b/>
+          <w:bCs/>
+        </w:rPr>
+        <w:t xml:space="preserve">5 full-time hires</w:t>
+      </w:r>
+      <w:r>
+        <w:t xml:space="preserve"> </w:t>
+      </w:r>
+      <w:r>
+        <w:t xml:space="preserve">on top of the 2 founders (7 total), each sustained at least 12 months at an average salary of £25,000/year — a Y3 gross wage bill of c.£125,000 for the 5 hires, funded entirely from revenue generated after piloting, meeting the Innovator Founder settlement job-creation criterion.</w:t>
       </w:r>
     </w:p>
     <w:p>
@@ -549,13 +591,13 @@
       </w:r>
     </w:p>
     <w:bookmarkEnd w:id="10"/>
-    <w:bookmarkStart w:id="11" w:name="g.3-beyond-year-3-not-part-of-this-plan"/>
+    <w:bookmarkStart w:id="16" w:name="X9c76a81bf0acae11ac63b23ffa964a122b68771"/>
     <w:p>
       <w:pPr>
         <w:pStyle w:val="Heading2"/>
       </w:pPr>
       <w:r>
-        <w:t xml:space="preserve">G.3 Beyond Year 3 — not part of this plan</w:t>
+        <w:t xml:space="preserve">G.3 Job-creation target (upside case) — 5 full-time hires</w:t>
       </w:r>
     </w:p>
     <w:p>
@@ -563,32 +605,20 @@
         <w:pStyle w:val="FirstParagraph"/>
       </w:pPr>
       <w:r>
-        <w:t xml:space="preserve">Further roles (engineering, customer success, sales, marketing, data/ML, operations) are a long-term ambition, not a commitment. They would only be made if institutional revenue significantly exceeds the conservative Y3 base case (Section 11) or if a future funding round is raised — neither of which is assumed here. No salary bands, hire dates or headcount targets are set for this later stage, to avoid presenting an unfunded plan as committed.</w:t>
-      </w:r>
-    </w:p>
-    <w:p>
-      <w:r>
-        <w:pict>
-          <v:rect style="width:0;height:1.5pt" o:hralign="center" o:hrstd="t" o:hr="t"/>
-        </w:pict>
-      </w:r>
-    </w:p>
-    <w:bookmarkEnd w:id="11"/>
-    <w:bookmarkStart w:id="12" w:name="X3b53e2157c356a161c77c96558b29bf7e894693"/>
-    <w:p>
-      <w:pPr>
-        <w:pStyle w:val="Heading2"/>
-      </w:pPr>
-      <w:r>
-        <w:t xml:space="preserve">G.4 Diversity, equality, and inclusion commitments</w:t>
-      </w:r>
-    </w:p>
-    <w:p>
-      <w:pPr>
-        <w:pStyle w:val="FirstParagraph"/>
-      </w:pPr>
-      <w:r>
-        <w:t xml:space="preserve">Even at this small scale, DEQUAD commits to:</w:t>
+        <w:t xml:space="preserve">If institutional revenue scales beyond the conservative Y3 base case via pilot conversion (5+ paying universities), the plan’s job-creation target is</w:t>
+      </w:r>
+      <w:r>
+        <w:t xml:space="preserve"> </w:t>
+      </w:r>
+      <w:r>
+        <w:rPr>
+          <w:b/>
+          <w:bCs/>
+        </w:rPr>
+        <w:t xml:space="preserve">5 full-time UK roles</w:t>
+      </w:r>
+      <w:r>
+        <w:t xml:space="preserve">, each:</w:t>
       </w:r>
     </w:p>
     <w:p>
@@ -600,6 +630,1025 @@
         </w:numPr>
       </w:pPr>
       <w:r>
+        <w:t xml:space="preserve">Full-time, UK-based, PAYE, paying UK National Insurance contributions</w:t>
+      </w:r>
+    </w:p>
+    <w:p>
+      <w:pPr>
+        <w:pStyle w:val="Compact"/>
+        <w:numPr>
+          <w:ilvl w:val="0"/>
+          <w:numId w:val="1001"/>
+        </w:numPr>
+      </w:pPr>
+      <w:r>
+        <w:t xml:space="preserve">Sustained for at least 12 months</w:t>
+      </w:r>
+    </w:p>
+    <w:p>
+      <w:pPr>
+        <w:pStyle w:val="Compact"/>
+        <w:numPr>
+          <w:ilvl w:val="0"/>
+          <w:numId w:val="1001"/>
+        </w:numPr>
+      </w:pPr>
+      <w:r>
+        <w:t xml:space="preserve">Paid an average salary of £25,000/year</w:t>
+      </w:r>
+    </w:p>
+    <w:p>
+      <w:pPr>
+        <w:pStyle w:val="FirstParagraph"/>
+      </w:pPr>
+      <w:r>
+        <w:t xml:space="preserve">This meets the Innovator Founder settlement job-creation criterion of 5 jobs for persons settled in the UK, each existing for at least 12 months, at an average salary of at least £25,000/year. These 5 roles are funded entirely from revenue generated after piloting, not from any external funding round.</w:t>
+      </w:r>
+    </w:p>
+    <w:tbl>
+      <w:tblPr>
+        <w:tblStyle w:val="Table"/>
+        <w:tblW w:type="pct" w:w="5000"/>
+        <w:tblLayout w:type="fixed"/>
+        <w:tblLook w:firstRow="1" w:lastRow="0" w:firstColumn="0" w:lastColumn="0" w:noHBand="0" w:noVBand="0" w:val="0020"/>
+      </w:tblPr>
+      <w:tblGrid>
+        <w:gridCol w:w="1320"/>
+        <w:gridCol w:w="1320"/>
+        <w:gridCol w:w="1320"/>
+        <w:gridCol w:w="1320"/>
+        <w:gridCol w:w="1320"/>
+        <w:gridCol w:w="1320"/>
+      </w:tblGrid>
+      <w:tr>
+        <w:trPr>
+          <w:tblHeader w:val="on"/>
+        </w:trPr>
+        <w:tc>
+          <w:tcPr/>
+          <w:p>
+            <w:pPr>
+              <w:pStyle w:val="Compact"/>
+            </w:pPr>
+            <w:r>
+              <w:t xml:space="preserve">#</w:t>
+            </w:r>
+          </w:p>
+        </w:tc>
+        <w:tc>
+          <w:tcPr/>
+          <w:p>
+            <w:pPr>
+              <w:pStyle w:val="Compact"/>
+            </w:pPr>
+            <w:r>
+              <w:t xml:space="preserve">Role</w:t>
+            </w:r>
+          </w:p>
+        </w:tc>
+        <w:tc>
+          <w:tcPr/>
+          <w:p>
+            <w:pPr>
+              <w:pStyle w:val="Compact"/>
+            </w:pPr>
+            <w:r>
+              <w:t xml:space="preserve">Commitment</w:t>
+            </w:r>
+          </w:p>
+        </w:tc>
+        <w:tc>
+          <w:tcPr/>
+          <w:p>
+            <w:pPr>
+              <w:pStyle w:val="Compact"/>
+            </w:pPr>
+            <w:r>
+              <w:t xml:space="preserve">Salary band</w:t>
+            </w:r>
+          </w:p>
+        </w:tc>
+        <w:tc>
+          <w:tcPr/>
+          <w:p>
+            <w:pPr>
+              <w:pStyle w:val="Compact"/>
+            </w:pPr>
+            <w:r>
+              <w:t xml:space="preserve">Hire timing</w:t>
+            </w:r>
+          </w:p>
+        </w:tc>
+        <w:tc>
+          <w:tcPr/>
+          <w:p>
+            <w:pPr>
+              <w:pStyle w:val="Compact"/>
+            </w:pPr>
+            <w:r>
+              <w:t xml:space="preserve">Reporting line</w:t>
+            </w:r>
+          </w:p>
+        </w:tc>
+      </w:tr>
+      <w:tr>
+        <w:tc>
+          <w:tcPr/>
+          <w:p>
+            <w:pPr>
+              <w:pStyle w:val="Compact"/>
+            </w:pPr>
+            <w:r>
+              <w:t xml:space="preserve">1</w:t>
+            </w:r>
+          </w:p>
+        </w:tc>
+        <w:tc>
+          <w:tcPr/>
+          <w:p>
+            <w:pPr>
+              <w:pStyle w:val="Compact"/>
+            </w:pPr>
+            <w:r>
+              <w:t xml:space="preserve">Student Ambassador</w:t>
+            </w:r>
+          </w:p>
+        </w:tc>
+        <w:tc>
+          <w:tcPr/>
+          <w:p>
+            <w:pPr>
+              <w:pStyle w:val="Compact"/>
+            </w:pPr>
+            <w:r>
+              <w:t xml:space="preserve">Full-time</w:t>
+            </w:r>
+          </w:p>
+        </w:tc>
+        <w:tc>
+          <w:tcPr/>
+          <w:p>
+            <w:pPr>
+              <w:pStyle w:val="Compact"/>
+            </w:pPr>
+            <w:r>
+              <w:t xml:space="preserve">£25,000/yr</w:t>
+            </w:r>
+          </w:p>
+        </w:tc>
+        <w:tc>
+          <w:tcPr/>
+          <w:p>
+            <w:pPr>
+              <w:pStyle w:val="Compact"/>
+            </w:pPr>
+            <w:r>
+              <w:t xml:space="preserve">Year 3, contingent on 5+ paying universities</w:t>
+            </w:r>
+          </w:p>
+        </w:tc>
+        <w:tc>
+          <w:tcPr/>
+          <w:p>
+            <w:pPr>
+              <w:pStyle w:val="Compact"/>
+            </w:pPr>
+            <w:r>
+              <w:t xml:space="preserve">CMO (Dr Gerald Marfo)</w:t>
+            </w:r>
+          </w:p>
+        </w:tc>
+      </w:tr>
+      <w:tr>
+        <w:tc>
+          <w:tcPr/>
+          <w:p>
+            <w:pPr>
+              <w:pStyle w:val="Compact"/>
+            </w:pPr>
+            <w:r>
+              <w:t xml:space="preserve">2</w:t>
+            </w:r>
+          </w:p>
+        </w:tc>
+        <w:tc>
+          <w:tcPr/>
+          <w:p>
+            <w:pPr>
+              <w:pStyle w:val="Compact"/>
+            </w:pPr>
+            <w:r>
+              <w:t xml:space="preserve">Social Media Manager</w:t>
+            </w:r>
+          </w:p>
+        </w:tc>
+        <w:tc>
+          <w:tcPr/>
+          <w:p>
+            <w:pPr>
+              <w:pStyle w:val="Compact"/>
+            </w:pPr>
+            <w:r>
+              <w:t xml:space="preserve">Full-time</w:t>
+            </w:r>
+          </w:p>
+        </w:tc>
+        <w:tc>
+          <w:tcPr/>
+          <w:p>
+            <w:pPr>
+              <w:pStyle w:val="Compact"/>
+            </w:pPr>
+            <w:r>
+              <w:t xml:space="preserve">£25,000/yr</w:t>
+            </w:r>
+          </w:p>
+        </w:tc>
+        <w:tc>
+          <w:tcPr/>
+          <w:p>
+            <w:pPr>
+              <w:pStyle w:val="Compact"/>
+            </w:pPr>
+            <w:r>
+              <w:t xml:space="preserve">Year 3, contingent on 5+ paying universities</w:t>
+            </w:r>
+          </w:p>
+        </w:tc>
+        <w:tc>
+          <w:tcPr/>
+          <w:p>
+            <w:pPr>
+              <w:pStyle w:val="Compact"/>
+            </w:pPr>
+            <w:r>
+              <w:t xml:space="preserve">CMO (Dr Gerald Marfo)</w:t>
+            </w:r>
+          </w:p>
+        </w:tc>
+      </w:tr>
+      <w:tr>
+        <w:tc>
+          <w:tcPr/>
+          <w:p>
+            <w:pPr>
+              <w:pStyle w:val="Compact"/>
+            </w:pPr>
+            <w:r>
+              <w:t xml:space="preserve">3</w:t>
+            </w:r>
+          </w:p>
+        </w:tc>
+        <w:tc>
+          <w:tcPr/>
+          <w:p>
+            <w:pPr>
+              <w:pStyle w:val="Compact"/>
+            </w:pPr>
+            <w:r>
+              <w:t xml:space="preserve">Marketing Intern</w:t>
+            </w:r>
+          </w:p>
+        </w:tc>
+        <w:tc>
+          <w:tcPr/>
+          <w:p>
+            <w:pPr>
+              <w:pStyle w:val="Compact"/>
+            </w:pPr>
+            <w:r>
+              <w:t xml:space="preserve">Full-time</w:t>
+            </w:r>
+          </w:p>
+        </w:tc>
+        <w:tc>
+          <w:tcPr/>
+          <w:p>
+            <w:pPr>
+              <w:pStyle w:val="Compact"/>
+            </w:pPr>
+            <w:r>
+              <w:t xml:space="preserve">£25,000/yr</w:t>
+            </w:r>
+          </w:p>
+        </w:tc>
+        <w:tc>
+          <w:tcPr/>
+          <w:p>
+            <w:pPr>
+              <w:pStyle w:val="Compact"/>
+            </w:pPr>
+            <w:r>
+              <w:t xml:space="preserve">Year 3, contingent on 5+ paying universities</w:t>
+            </w:r>
+          </w:p>
+        </w:tc>
+        <w:tc>
+          <w:tcPr/>
+          <w:p>
+            <w:pPr>
+              <w:pStyle w:val="Compact"/>
+            </w:pPr>
+            <w:r>
+              <w:t xml:space="preserve">CMO (Dr Gerald Marfo)</w:t>
+            </w:r>
+          </w:p>
+        </w:tc>
+      </w:tr>
+      <w:tr>
+        <w:tc>
+          <w:tcPr/>
+          <w:p>
+            <w:pPr>
+              <w:pStyle w:val="Compact"/>
+            </w:pPr>
+            <w:r>
+              <w:t xml:space="preserve">4</w:t>
+            </w:r>
+          </w:p>
+        </w:tc>
+        <w:tc>
+          <w:tcPr/>
+          <w:p>
+            <w:pPr>
+              <w:pStyle w:val="Compact"/>
+            </w:pPr>
+            <w:r>
+              <w:t xml:space="preserve">Sales Lead</w:t>
+            </w:r>
+          </w:p>
+        </w:tc>
+        <w:tc>
+          <w:tcPr/>
+          <w:p>
+            <w:pPr>
+              <w:pStyle w:val="Compact"/>
+            </w:pPr>
+            <w:r>
+              <w:t xml:space="preserve">Full-time</w:t>
+            </w:r>
+          </w:p>
+        </w:tc>
+        <w:tc>
+          <w:tcPr/>
+          <w:p>
+            <w:pPr>
+              <w:pStyle w:val="Compact"/>
+            </w:pPr>
+            <w:r>
+              <w:t xml:space="preserve">£25,000/yr</w:t>
+            </w:r>
+          </w:p>
+        </w:tc>
+        <w:tc>
+          <w:tcPr/>
+          <w:p>
+            <w:pPr>
+              <w:pStyle w:val="Compact"/>
+            </w:pPr>
+            <w:r>
+              <w:t xml:space="preserve">Year 3, contingent on 5+ paying universities</w:t>
+            </w:r>
+          </w:p>
+        </w:tc>
+        <w:tc>
+          <w:tcPr/>
+          <w:p>
+            <w:pPr>
+              <w:pStyle w:val="Compact"/>
+            </w:pPr>
+            <w:r>
+              <w:t xml:space="preserve">CEO (Yusuf Quadri)</w:t>
+            </w:r>
+          </w:p>
+        </w:tc>
+      </w:tr>
+      <w:tr>
+        <w:tc>
+          <w:tcPr/>
+          <w:p>
+            <w:pPr>
+              <w:pStyle w:val="Compact"/>
+            </w:pPr>
+            <w:r>
+              <w:t xml:space="preserve">5</w:t>
+            </w:r>
+          </w:p>
+        </w:tc>
+        <w:tc>
+          <w:tcPr/>
+          <w:p>
+            <w:pPr>
+              <w:pStyle w:val="Compact"/>
+            </w:pPr>
+            <w:r>
+              <w:t xml:space="preserve">Support Agent</w:t>
+            </w:r>
+          </w:p>
+        </w:tc>
+        <w:tc>
+          <w:tcPr/>
+          <w:p>
+            <w:pPr>
+              <w:pStyle w:val="Compact"/>
+            </w:pPr>
+            <w:r>
+              <w:t xml:space="preserve">Full-time</w:t>
+            </w:r>
+          </w:p>
+        </w:tc>
+        <w:tc>
+          <w:tcPr/>
+          <w:p>
+            <w:pPr>
+              <w:pStyle w:val="Compact"/>
+            </w:pPr>
+            <w:r>
+              <w:t xml:space="preserve">£25,000/yr</w:t>
+            </w:r>
+          </w:p>
+        </w:tc>
+        <w:tc>
+          <w:tcPr/>
+          <w:p>
+            <w:pPr>
+              <w:pStyle w:val="Compact"/>
+            </w:pPr>
+            <w:r>
+              <w:t xml:space="preserve">Year 3, contingent on 5+ paying universities</w:t>
+            </w:r>
+          </w:p>
+        </w:tc>
+        <w:tc>
+          <w:tcPr/>
+          <w:p>
+            <w:pPr>
+              <w:pStyle w:val="Compact"/>
+            </w:pPr>
+            <w:r>
+              <w:t xml:space="preserve">CEO (Yusuf Quadri)</w:t>
+            </w:r>
+          </w:p>
+        </w:tc>
+      </w:tr>
+    </w:tbl>
+    <w:p>
+      <w:pPr>
+        <w:pStyle w:val="BodyText"/>
+      </w:pPr>
+      <w:r>
+        <w:t xml:space="preserve">Each of the 5 roles is £25,000/yr, all full-time, hired in Year 3 once institutional revenue scales via pilot conversion (5+ paying universities) — meeting the settlement job-creation criterion’s average-salary threshold exactly. Mission and must-have detail for each role follows below.</w:t>
+      </w:r>
+    </w:p>
+    <w:bookmarkStart w:id="11" w:name="g.3.1-student-ambassador"/>
+    <w:p>
+      <w:pPr>
+        <w:pStyle w:val="Heading3"/>
+      </w:pPr>
+      <w:r>
+        <w:t xml:space="preserve">G.3.1 Student Ambassador</w:t>
+      </w:r>
+    </w:p>
+    <w:tbl>
+      <w:tblPr>
+        <w:tblStyle w:val="Table"/>
+        <w:tblW w:type="pct" w:w="5000"/>
+        <w:tblLayout w:type="fixed"/>
+        <w:tblLook w:firstRow="1" w:lastRow="0" w:firstColumn="0" w:lastColumn="0" w:noHBand="0" w:noVBand="0" w:val="0020"/>
+      </w:tblPr>
+      <w:tblGrid>
+        <w:gridCol w:w="3960"/>
+        <w:gridCol w:w="3960"/>
+      </w:tblGrid>
+      <w:tr>
+        <w:trPr>
+          <w:tblHeader w:val="on"/>
+        </w:trPr>
+        <w:tc>
+          <w:tcPr/>
+          <w:p>
+            <w:pPr>
+              <w:pStyle w:val="Compact"/>
+            </w:pPr>
+            <w:r>
+              <w:t xml:space="preserve">Field</w:t>
+            </w:r>
+          </w:p>
+        </w:tc>
+        <w:tc>
+          <w:tcPr/>
+          <w:p>
+            <w:pPr>
+              <w:pStyle w:val="Compact"/>
+            </w:pPr>
+            <w:r>
+              <w:t xml:space="preserve">Detail</w:t>
+            </w:r>
+          </w:p>
+        </w:tc>
+      </w:tr>
+      <w:tr>
+        <w:tc>
+          <w:tcPr/>
+          <w:p>
+            <w:pPr>
+              <w:pStyle w:val="Compact"/>
+            </w:pPr>
+            <w:r>
+              <w:t xml:space="preserve">Mission</w:t>
+            </w:r>
+          </w:p>
+        </w:tc>
+        <w:tc>
+          <w:tcPr/>
+          <w:p>
+            <w:pPr>
+              <w:pStyle w:val="Compact"/>
+            </w:pPr>
+            <w:r>
+              <w:t xml:space="preserve">Drive on-campus adoption at partner universities — represent DEQUAD at freshers’ fairs, SU events and society meetups; run peer referral pushes; feed student feedback back into the product roadmap</w:t>
+            </w:r>
+          </w:p>
+        </w:tc>
+      </w:tr>
+      <w:tr>
+        <w:tc>
+          <w:tcPr/>
+          <w:p>
+            <w:pPr>
+              <w:pStyle w:val="Compact"/>
+            </w:pPr>
+            <w:r>
+              <w:t xml:space="preserve">Must-have</w:t>
+            </w:r>
+          </w:p>
+        </w:tc>
+        <w:tc>
+          <w:tcPr/>
+          <w:p>
+            <w:pPr>
+              <w:pStyle w:val="Compact"/>
+            </w:pPr>
+            <w:r>
+              <w:t xml:space="preserve">Current student or recent graduate of a UK university; prior involvement in SU, society or student-rep leadership preferred; comfortable representing the brand in person on campus</w:t>
+            </w:r>
+          </w:p>
+        </w:tc>
+      </w:tr>
+    </w:tbl>
+    <w:bookmarkEnd w:id="11"/>
+    <w:bookmarkStart w:id="12" w:name="g.3.2-social-media-manager"/>
+    <w:p>
+      <w:pPr>
+        <w:pStyle w:val="Heading3"/>
+      </w:pPr>
+      <w:r>
+        <w:t xml:space="preserve">G.3.2 Social Media Manager</w:t>
+      </w:r>
+    </w:p>
+    <w:tbl>
+      <w:tblPr>
+        <w:tblStyle w:val="Table"/>
+        <w:tblW w:type="pct" w:w="5000"/>
+        <w:tblLayout w:type="fixed"/>
+        <w:tblLook w:firstRow="1" w:lastRow="0" w:firstColumn="0" w:lastColumn="0" w:noHBand="0" w:noVBand="0" w:val="0020"/>
+      </w:tblPr>
+      <w:tblGrid>
+        <w:gridCol w:w="3960"/>
+        <w:gridCol w:w="3960"/>
+      </w:tblGrid>
+      <w:tr>
+        <w:trPr>
+          <w:tblHeader w:val="on"/>
+        </w:trPr>
+        <w:tc>
+          <w:tcPr/>
+          <w:p>
+            <w:pPr>
+              <w:pStyle w:val="Compact"/>
+            </w:pPr>
+            <w:r>
+              <w:t xml:space="preserve">Field</w:t>
+            </w:r>
+          </w:p>
+        </w:tc>
+        <w:tc>
+          <w:tcPr/>
+          <w:p>
+            <w:pPr>
+              <w:pStyle w:val="Compact"/>
+            </w:pPr>
+            <w:r>
+              <w:t xml:space="preserve">Detail</w:t>
+            </w:r>
+          </w:p>
+        </w:tc>
+      </w:tr>
+      <w:tr>
+        <w:tc>
+          <w:tcPr/>
+          <w:p>
+            <w:pPr>
+              <w:pStyle w:val="Compact"/>
+            </w:pPr>
+            <w:r>
+              <w:t xml:space="preserve">Mission</w:t>
+            </w:r>
+          </w:p>
+        </w:tc>
+        <w:tc>
+          <w:tcPr/>
+          <w:p>
+            <w:pPr>
+              <w:pStyle w:val="Compact"/>
+            </w:pPr>
+            <w:r>
+              <w:t xml:space="preserve">Own DEQUAD’s organic and paid social presence (Instagram, TikTok, LinkedIn) to drive premium subscriber growth and brand awareness among UK students; plan the content calendar around each partner university’s rollout</w:t>
+            </w:r>
+          </w:p>
+        </w:tc>
+      </w:tr>
+      <w:tr>
+        <w:tc>
+          <w:tcPr/>
+          <w:p>
+            <w:pPr>
+              <w:pStyle w:val="Compact"/>
+            </w:pPr>
+            <w:r>
+              <w:t xml:space="preserve">Must-have</w:t>
+            </w:r>
+          </w:p>
+        </w:tc>
+        <w:tc>
+          <w:tcPr/>
+          <w:p>
+            <w:pPr>
+              <w:pStyle w:val="Compact"/>
+            </w:pPr>
+            <w:r>
+              <w:t xml:space="preserve">Proven social media management experience, ideally with a consumer or student-facing brand; content creation and platform-analytics skills</w:t>
+            </w:r>
+          </w:p>
+        </w:tc>
+      </w:tr>
+    </w:tbl>
+    <w:bookmarkEnd w:id="12"/>
+    <w:bookmarkStart w:id="13" w:name="g.3.3-marketing-intern"/>
+    <w:p>
+      <w:pPr>
+        <w:pStyle w:val="Heading3"/>
+      </w:pPr>
+      <w:r>
+        <w:t xml:space="preserve">G.3.3 Marketing Intern</w:t>
+      </w:r>
+    </w:p>
+    <w:tbl>
+      <w:tblPr>
+        <w:tblStyle w:val="Table"/>
+        <w:tblW w:type="pct" w:w="5000"/>
+        <w:tblLayout w:type="fixed"/>
+        <w:tblLook w:firstRow="1" w:lastRow="0" w:firstColumn="0" w:lastColumn="0" w:noHBand="0" w:noVBand="0" w:val="0020"/>
+      </w:tblPr>
+      <w:tblGrid>
+        <w:gridCol w:w="3960"/>
+        <w:gridCol w:w="3960"/>
+      </w:tblGrid>
+      <w:tr>
+        <w:trPr>
+          <w:tblHeader w:val="on"/>
+        </w:trPr>
+        <w:tc>
+          <w:tcPr/>
+          <w:p>
+            <w:pPr>
+              <w:pStyle w:val="Compact"/>
+            </w:pPr>
+            <w:r>
+              <w:t xml:space="preserve">Field</w:t>
+            </w:r>
+          </w:p>
+        </w:tc>
+        <w:tc>
+          <w:tcPr/>
+          <w:p>
+            <w:pPr>
+              <w:pStyle w:val="Compact"/>
+            </w:pPr>
+            <w:r>
+              <w:t xml:space="preserve">Detail</w:t>
+            </w:r>
+          </w:p>
+        </w:tc>
+      </w:tr>
+      <w:tr>
+        <w:tc>
+          <w:tcPr/>
+          <w:p>
+            <w:pPr>
+              <w:pStyle w:val="Compact"/>
+            </w:pPr>
+            <w:r>
+              <w:t xml:space="preserve">Mission</w:t>
+            </w:r>
+          </w:p>
+        </w:tc>
+        <w:tc>
+          <w:tcPr/>
+          <w:p>
+            <w:pPr>
+              <w:pStyle w:val="Compact"/>
+            </w:pPr>
+            <w:r>
+              <w:t xml:space="preserve">Support the Social Media Manager and CMO with content production, campus marketing collateral and campaign execution across partner universities</w:t>
+            </w:r>
+          </w:p>
+        </w:tc>
+      </w:tr>
+      <w:tr>
+        <w:tc>
+          <w:tcPr/>
+          <w:p>
+            <w:pPr>
+              <w:pStyle w:val="Compact"/>
+            </w:pPr>
+            <w:r>
+              <w:t xml:space="preserve">Must-have</w:t>
+            </w:r>
+          </w:p>
+        </w:tc>
+        <w:tc>
+          <w:tcPr/>
+          <w:p>
+            <w:pPr>
+              <w:pStyle w:val="Compact"/>
+            </w:pPr>
+            <w:r>
+              <w:t xml:space="preserve">Marketing, digital media or related degree/coursework; strong writing and basic design skills; based in or able to work from London</w:t>
+            </w:r>
+          </w:p>
+        </w:tc>
+      </w:tr>
+    </w:tbl>
+    <w:bookmarkEnd w:id="13"/>
+    <w:bookmarkStart w:id="14" w:name="g.3.4-sales-lead"/>
+    <w:p>
+      <w:pPr>
+        <w:pStyle w:val="Heading3"/>
+      </w:pPr>
+      <w:r>
+        <w:t xml:space="preserve">G.3.4 Sales Lead</w:t>
+      </w:r>
+    </w:p>
+    <w:tbl>
+      <w:tblPr>
+        <w:tblStyle w:val="Table"/>
+        <w:tblW w:type="pct" w:w="5000"/>
+        <w:tblLayout w:type="fixed"/>
+        <w:tblLook w:firstRow="1" w:lastRow="0" w:firstColumn="0" w:lastColumn="0" w:noHBand="0" w:noVBand="0" w:val="0020"/>
+      </w:tblPr>
+      <w:tblGrid>
+        <w:gridCol w:w="3960"/>
+        <w:gridCol w:w="3960"/>
+      </w:tblGrid>
+      <w:tr>
+        <w:trPr>
+          <w:tblHeader w:val="on"/>
+        </w:trPr>
+        <w:tc>
+          <w:tcPr/>
+          <w:p>
+            <w:pPr>
+              <w:pStyle w:val="Compact"/>
+            </w:pPr>
+            <w:r>
+              <w:t xml:space="preserve">Field</w:t>
+            </w:r>
+          </w:p>
+        </w:tc>
+        <w:tc>
+          <w:tcPr/>
+          <w:p>
+            <w:pPr>
+              <w:pStyle w:val="Compact"/>
+            </w:pPr>
+            <w:r>
+              <w:t xml:space="preserve">Detail</w:t>
+            </w:r>
+          </w:p>
+        </w:tc>
+      </w:tr>
+      <w:tr>
+        <w:tc>
+          <w:tcPr/>
+          <w:p>
+            <w:pPr>
+              <w:pStyle w:val="Compact"/>
+            </w:pPr>
+            <w:r>
+              <w:t xml:space="preserve">Mission</w:t>
+            </w:r>
+          </w:p>
+        </w:tc>
+        <w:tc>
+          <w:tcPr/>
+          <w:p>
+            <w:pPr>
+              <w:pStyle w:val="Compact"/>
+            </w:pPr>
+            <w:r>
+              <w:t xml:space="preserve">Own the institutional sales pipeline end-to-end — lead generation, outreach, and closing paid university and NHS ICB contracts; manage each account from pilot conversion through renewal</w:t>
+            </w:r>
+          </w:p>
+        </w:tc>
+      </w:tr>
+      <w:tr>
+        <w:tc>
+          <w:tcPr/>
+          <w:p>
+            <w:pPr>
+              <w:pStyle w:val="Compact"/>
+            </w:pPr>
+            <w:r>
+              <w:t xml:space="preserve">Must-have</w:t>
+            </w:r>
+          </w:p>
+        </w:tc>
+        <w:tc>
+          <w:tcPr/>
+          <w:p>
+            <w:pPr>
+              <w:pStyle w:val="Compact"/>
+            </w:pPr>
+            <w:r>
+              <w:t xml:space="preserve">B2B/enterprise sales experience, ideally in EdTech, higher education or public-sector software; able to run a full sales cycle independently</w:t>
+            </w:r>
+          </w:p>
+        </w:tc>
+      </w:tr>
+    </w:tbl>
+    <w:bookmarkEnd w:id="14"/>
+    <w:bookmarkStart w:id="15" w:name="g.3.5-support-agent"/>
+    <w:p>
+      <w:pPr>
+        <w:pStyle w:val="Heading3"/>
+      </w:pPr>
+      <w:r>
+        <w:t xml:space="preserve">G.3.5 Support Agent</w:t>
+      </w:r>
+    </w:p>
+    <w:tbl>
+      <w:tblPr>
+        <w:tblStyle w:val="Table"/>
+        <w:tblW w:type="pct" w:w="5000"/>
+        <w:tblLayout w:type="fixed"/>
+        <w:tblLook w:firstRow="1" w:lastRow="0" w:firstColumn="0" w:lastColumn="0" w:noHBand="0" w:noVBand="0" w:val="0020"/>
+      </w:tblPr>
+      <w:tblGrid>
+        <w:gridCol w:w="3960"/>
+        <w:gridCol w:w="3960"/>
+      </w:tblGrid>
+      <w:tr>
+        <w:trPr>
+          <w:tblHeader w:val="on"/>
+        </w:trPr>
+        <w:tc>
+          <w:tcPr/>
+          <w:p>
+            <w:pPr>
+              <w:pStyle w:val="Compact"/>
+            </w:pPr>
+            <w:r>
+              <w:t xml:space="preserve">Field</w:t>
+            </w:r>
+          </w:p>
+        </w:tc>
+        <w:tc>
+          <w:tcPr/>
+          <w:p>
+            <w:pPr>
+              <w:pStyle w:val="Compact"/>
+            </w:pPr>
+            <w:r>
+              <w:t xml:space="preserve">Detail</w:t>
+            </w:r>
+          </w:p>
+        </w:tc>
+      </w:tr>
+      <w:tr>
+        <w:tc>
+          <w:tcPr/>
+          <w:p>
+            <w:pPr>
+              <w:pStyle w:val="Compact"/>
+            </w:pPr>
+            <w:r>
+              <w:t xml:space="preserve">Mission</w:t>
+            </w:r>
+          </w:p>
+        </w:tc>
+        <w:tc>
+          <w:tcPr/>
+          <w:p>
+            <w:pPr>
+              <w:pStyle w:val="Compact"/>
+            </w:pPr>
+            <w:r>
+              <w:t xml:space="preserve">Front-line support for students and university admins via in-app chat and email; triage non-safeguarding queries directly and escalate safeguarding-relevant issues to the Safeguarding &amp; Trust Lead per the existing escalation pathway</w:t>
+            </w:r>
+          </w:p>
+        </w:tc>
+      </w:tr>
+      <w:tr>
+        <w:tc>
+          <w:tcPr/>
+          <w:p>
+            <w:pPr>
+              <w:pStyle w:val="Compact"/>
+            </w:pPr>
+            <w:r>
+              <w:t xml:space="preserve">Must-have</w:t>
+            </w:r>
+          </w:p>
+        </w:tc>
+        <w:tc>
+          <w:tcPr/>
+          <w:p>
+            <w:pPr>
+              <w:pStyle w:val="Compact"/>
+            </w:pPr>
+            <w:r>
+              <w:t xml:space="preserve">Prior customer support experience; empathetic, clear written communication; completes DEQUAD’s safeguarding awareness training within the first month</w:t>
+            </w:r>
+          </w:p>
+        </w:tc>
+      </w:tr>
+    </w:tbl>
+    <w:p>
+      <w:pPr>
+        <w:pStyle w:val="BodyText"/>
+      </w:pPr>
+      <w:r>
+        <w:rPr>
+          <w:i/>
+          <w:iCs/>
+        </w:rPr>
+        <w:t xml:space="preserve">These five job descriptions are a first draft for review — mission and must-have detail is not yet finalised or presented as committed.</w:t>
+      </w:r>
+    </w:p>
+    <w:bookmarkEnd w:id="15"/>
+    <w:bookmarkEnd w:id="16"/>
+    <w:bookmarkStart w:id="17" w:name="Xbf22a909b866b64e3d8718750e6e43ccc3b4759"/>
+    <w:p>
+      <w:pPr>
+        <w:pStyle w:val="Heading2"/>
+      </w:pPr>
+      <w:r>
+        <w:t xml:space="preserve">G.4 Further roles beyond the job-creation target — not part of this plan</w:t>
+      </w:r>
+    </w:p>
+    <w:p>
+      <w:pPr>
+        <w:pStyle w:val="FirstParagraph"/>
+      </w:pPr>
+      <w:r>
+        <w:t xml:space="preserve">Any hiring beyond the 5-hire job-creation target above is a longer-term ambition, not a commitment. It would only happen if institutional revenue significantly exceeds even the upside case, or if a future funding round is raised — neither of which is assumed here.</w:t>
+      </w:r>
+    </w:p>
+    <w:p>
+      <w:r>
+        <w:pict>
+          <v:rect style="width:0;height:1.5pt" o:hralign="center" o:hrstd="t" o:hr="t"/>
+        </w:pict>
+      </w:r>
+    </w:p>
+    <w:bookmarkEnd w:id="17"/>
+    <w:bookmarkStart w:id="18" w:name="X96ac1b9f44ee6ffd30e9cad1867b7bdce0e1d46"/>
+    <w:p>
+      <w:pPr>
+        <w:pStyle w:val="Heading2"/>
+      </w:pPr>
+      <w:r>
+        <w:t xml:space="preserve">G.5 Diversity, equality, and inclusion commitments</w:t>
+      </w:r>
+    </w:p>
+    <w:p>
+      <w:pPr>
+        <w:pStyle w:val="FirstParagraph"/>
+      </w:pPr>
+      <w:r>
+        <w:t xml:space="preserve">Even at this small scale, DEQUAD commits to:</w:t>
+      </w:r>
+    </w:p>
+    <w:p>
+      <w:pPr>
+        <w:pStyle w:val="Compact"/>
+        <w:numPr>
+          <w:ilvl w:val="0"/>
+          <w:numId w:val="1002"/>
+        </w:numPr>
+      </w:pPr>
+      <w:r>
         <w:rPr>
           <w:b/>
           <w:bCs/>
@@ -610,7 +1659,7 @@
         <w:t xml:space="preserve"> </w:t>
       </w:r>
       <w:r>
-        <w:t xml:space="preserve">for the Y3 hire on at least two channels for at least 14 days before any offer.</w:t>
+        <w:t xml:space="preserve">for each Y3 hire on at least two channels for at least 14 days before any offer.</w:t>
       </w:r>
     </w:p>
     <w:p>
@@ -618,7 +1667,7 @@
         <w:pStyle w:val="Compact"/>
         <w:numPr>
           <w:ilvl w:val="0"/>
-          <w:numId w:val="1001"/>
+          <w:numId w:val="1002"/>
         </w:numPr>
       </w:pPr>
       <w:r>
@@ -640,7 +1689,7 @@
         <w:pStyle w:val="Compact"/>
         <w:numPr>
           <w:ilvl w:val="0"/>
-          <w:numId w:val="1001"/>
+          <w:numId w:val="1002"/>
         </w:numPr>
       </w:pPr>
       <w:r>
@@ -656,7 +1705,7 @@
         <w:pStyle w:val="Compact"/>
         <w:numPr>
           <w:ilvl w:val="0"/>
-          <w:numId w:val="1001"/>
+          <w:numId w:val="1002"/>
         </w:numPr>
       </w:pPr>
       <w:r>
@@ -678,7 +1727,7 @@
         <w:pStyle w:val="Compact"/>
         <w:numPr>
           <w:ilvl w:val="0"/>
-          <w:numId w:val="1001"/>
+          <w:numId w:val="1002"/>
         </w:numPr>
       </w:pPr>
       <w:r>
@@ -695,8 +1744,8 @@
         <w:t xml:space="preserve">— as the team grows beyond Year 3, DEQUAD aims for at least 45% female and at least 30% minority-ethnic representation, reported annually once headcount is large enough for this to be meaningful.</w:t>
       </w:r>
     </w:p>
-    <w:bookmarkEnd w:id="12"/>
-    <w:bookmarkEnd w:id="13"/>
+    <w:bookmarkEnd w:id="18"/>
+    <w:bookmarkEnd w:id="19"/>
     <w:sectPr>
       <w:footnotePr>
         <w:numRestart w:val="eachSect"/>
@@ -914,6 +1963,9 @@
     <w:abstractNumId w:val="990"/>
   </w:num>
   <w:num w:numId="1001">
+    <w:abstractNumId w:val="991"/>
+  </w:num>
+  <w:num w:numId="1002">
     <w:abstractNumId w:val="991"/>
   </w:num>
 </w:numbering>

--- a/visa_appendices/docx/G_job_descriptions.docx
+++ b/visa_appendices/docx/G_job_descriptions.docx
@@ -1195,6 +1195,30 @@
           </w:p>
         </w:tc>
       </w:tr>
+      <w:tr>
+        <w:tc>
+          <w:tcPr/>
+          <w:p>
+            <w:pPr>
+              <w:pStyle w:val="Compact"/>
+            </w:pPr>
+            <w:r>
+              <w:t xml:space="preserve">Recruitment channel</w:t>
+            </w:r>
+          </w:p>
+        </w:tc>
+        <w:tc>
+          <w:tcPr/>
+          <w:p>
+            <w:pPr>
+              <w:pStyle w:val="Compact"/>
+            </w:pPr>
+            <w:r>
+              <w:t xml:space="preserve">University careers portals, partner-university SU/society networks, LinkedIn</w:t>
+            </w:r>
+          </w:p>
+        </w:tc>
+      </w:tr>
     </w:tbl>
     <w:bookmarkEnd w:id="11"/>
     <w:bookmarkStart w:id="12" w:name="g.3.2-social-media-manager"/>
@@ -1292,6 +1316,30 @@
           </w:p>
         </w:tc>
       </w:tr>
+      <w:tr>
+        <w:tc>
+          <w:tcPr/>
+          <w:p>
+            <w:pPr>
+              <w:pStyle w:val="Compact"/>
+            </w:pPr>
+            <w:r>
+              <w:t xml:space="preserve">Recruitment channel</w:t>
+            </w:r>
+          </w:p>
+        </w:tc>
+        <w:tc>
+          <w:tcPr/>
+          <w:p>
+            <w:pPr>
+              <w:pStyle w:val="Compact"/>
+            </w:pPr>
+            <w:r>
+              <w:t xml:space="preserve">LinkedIn, Otta, NatWest Accelerator alumni network</w:t>
+            </w:r>
+          </w:p>
+        </w:tc>
+      </w:tr>
     </w:tbl>
     <w:bookmarkEnd w:id="12"/>
     <w:bookmarkStart w:id="13" w:name="g.3.3-marketing-intern"/>
@@ -1389,6 +1437,30 @@
           </w:p>
         </w:tc>
       </w:tr>
+      <w:tr>
+        <w:tc>
+          <w:tcPr/>
+          <w:p>
+            <w:pPr>
+              <w:pStyle w:val="Compact"/>
+            </w:pPr>
+            <w:r>
+              <w:t xml:space="preserve">Recruitment channel</w:t>
+            </w:r>
+          </w:p>
+        </w:tc>
+        <w:tc>
+          <w:tcPr/>
+          <w:p>
+            <w:pPr>
+              <w:pStyle w:val="Compact"/>
+            </w:pPr>
+            <w:r>
+              <w:t xml:space="preserve">University careers portals (placements), Bright Network, LinkedIn</w:t>
+            </w:r>
+          </w:p>
+        </w:tc>
+      </w:tr>
     </w:tbl>
     <w:bookmarkEnd w:id="13"/>
     <w:bookmarkStart w:id="14" w:name="g.3.4-sales-lead"/>
@@ -1486,6 +1558,30 @@
           </w:p>
         </w:tc>
       </w:tr>
+      <w:tr>
+        <w:tc>
+          <w:tcPr/>
+          <w:p>
+            <w:pPr>
+              <w:pStyle w:val="Compact"/>
+            </w:pPr>
+            <w:r>
+              <w:t xml:space="preserve">Recruitment channel</w:t>
+            </w:r>
+          </w:p>
+        </w:tc>
+        <w:tc>
+          <w:tcPr/>
+          <w:p>
+            <w:pPr>
+              <w:pStyle w:val="Compact"/>
+            </w:pPr>
+            <w:r>
+              <w:t xml:space="preserve">Otta, LinkedIn, NatWest Accelerator alumni network</w:t>
+            </w:r>
+          </w:p>
+        </w:tc>
+      </w:tr>
     </w:tbl>
     <w:bookmarkEnd w:id="14"/>
     <w:bookmarkStart w:id="15" w:name="g.3.5-support-agent"/>
@@ -1579,6 +1675,30 @@
             </w:pPr>
             <w:r>
               <w:t xml:space="preserve">Prior customer support experience; empathetic, clear written communication; completes DEQUAD’s safeguarding awareness training within the first month</w:t>
+            </w:r>
+          </w:p>
+        </w:tc>
+      </w:tr>
+      <w:tr>
+        <w:tc>
+          <w:tcPr/>
+          <w:p>
+            <w:pPr>
+              <w:pStyle w:val="Compact"/>
+            </w:pPr>
+            <w:r>
+              <w:t xml:space="preserve">Recruitment channel</w:t>
+            </w:r>
+          </w:p>
+        </w:tc>
+        <w:tc>
+          <w:tcPr/>
+          <w:p>
+            <w:pPr>
+              <w:pStyle w:val="Compact"/>
+            </w:pPr>
+            <w:r>
+              <w:t xml:space="preserve">LinkedIn, Otta</w:t>
             </w:r>
           </w:p>
         </w:tc>

--- a/visa_appendices/docx/G_job_descriptions.docx
+++ b/visa_appendices/docx/G_job_descriptions.docx
@@ -356,7 +356,7 @@
         <w:t xml:space="preserve"> </w:t>
       </w:r>
       <w:r>
-        <w:t xml:space="preserve">on top of the 2 founders (7 total), each sustained at least 12 months at an average salary of £25,000/year — a Y3 gross wage bill of c.£125,000 for the 5 hires, funded entirely from revenue generated after piloting, meeting the Innovator Founder settlement job-creation criterion.</w:t>
+        <w:t xml:space="preserve">on top of the 2 founders (7 total), each sustained at least 12 months at an average salary of £25,000/year — a Y3 gross wage bill of £125,000 for the 5 hires, funded entirely from revenue generated after piloting, meeting the Innovator Founder settlement job-creation criterion.</w:t>
       </w:r>
     </w:p>
     <w:p>

--- a/visa_appendices/docx/G_job_descriptions.docx
+++ b/visa_appendices/docx/G_job_descriptions.docx
@@ -2,7 +2,7 @@
 <file path=word/document.xml><?xml version="1.0" encoding="utf-8"?>
 <w:document xmlns:w="http://schemas.openxmlformats.org/wordprocessingml/2006/main" xmlns:m="http://schemas.openxmlformats.org/officeDocument/2006/math" xmlns:r="http://schemas.openxmlformats.org/officeDocument/2006/relationships" xmlns:o="urn:schemas-microsoft-com:office:office" xmlns:v="urn:schemas-microsoft-com:vml" xmlns:w10="urn:schemas-microsoft-com:office:word" xmlns:a="http://schemas.openxmlformats.org/drawingml/2006/main" xmlns:pic="http://schemas.openxmlformats.org/drawingml/2006/picture" xmlns:wp="http://schemas.openxmlformats.org/drawingml/2006/wordprocessingDrawing">
   <w:body>
-    <w:bookmarkStart w:id="19" w:name="X423f818e060dbbe08d5c14dba745e4a0fef8263"/>
+    <w:bookmarkStart w:id="17" w:name="X423f818e060dbbe08d5c14dba745e4a0fef8263"/>
     <w:p>
       <w:pPr>
         <w:pStyle w:val="Heading1"/>
@@ -54,13 +54,13 @@
           <w:b/>
           <w:bCs/>
         </w:rPr>
-        <w:t xml:space="preserve">five-hire job-creation target</w:t>
+        <w:t xml:space="preserve">three-hire job-creation target</w:t>
       </w:r>
       <w:r>
         <w:t xml:space="preserve"> </w:t>
       </w:r>
       <w:r>
-        <w:t xml:space="preserve">for the upside case (§10.4), and the basis on which any hiring beyond Year 3 would be considered. This is a deliberate change from earlier drafts of this plan, which assumed a 42-role, 5-year hiring plan funded by pre-seed, seed and Series A rounds. No external funding is assumed for the base case (Section 10); the hiring plan has been rebuilt around what institutional and premium revenue can actually fund, with the 5-hire job-creation target funded from revenue generated after piloting.</w:t>
+        <w:t xml:space="preserve">for the upside case (§10.4), and the basis on which any hiring beyond Year 3 would be considered. This is a deliberate change from earlier drafts of this plan, which assumed a 42-role, 5-year hiring plan funded by pre-seed, seed and Series A rounds. No external funding is assumed for the base case (Section 10); the hiring plan has been rebuilt around what institutional and premium revenue can actually fund, with the 3-hire job-creation target funded from revenue generated after piloting, and deliberately kept lean — every role either drives the revenue that funds it (Sales Lead) or is essential to serving the resulting student and institutional base safely (Support Agent, Student Ambassador).</w:t>
       </w:r>
     </w:p>
     <w:p>
@@ -340,7 +340,7 @@
         <w:t xml:space="preserve"> </w:t>
       </w:r>
       <w:r>
-        <w:t xml:space="preserve">if institutional revenue scales beyond the base case via pilot conversion (5+ paying universities), the target is</w:t>
+        <w:t xml:space="preserve">if institutional revenue scales beyond the base case via pilot conversion (6+ paying universities), the target is</w:t>
       </w:r>
       <w:r>
         <w:t xml:space="preserve"> </w:t>
@@ -350,13 +350,13 @@
           <w:b/>
           <w:bCs/>
         </w:rPr>
-        <w:t xml:space="preserve">5 full-time hires</w:t>
+        <w:t xml:space="preserve">3 full-time hires</w:t>
       </w:r>
       <w:r>
         <w:t xml:space="preserve"> </w:t>
       </w:r>
       <w:r>
-        <w:t xml:space="preserve">on top of the 2 founders (7 total), each sustained at least 12 months at an average salary of £25,000/year — a Y3 gross wage bill of £125,000 for the 5 hires, funded entirely from revenue generated after piloting, meeting the Innovator Founder settlement job-creation criterion.</w:t>
+        <w:t xml:space="preserve">on top of the 2 founders (5 total), each sustained at least 12 months at an average salary of £25,000/year — a Y3 gross wage bill of £75,000 for the 3 hires, funded entirely from revenue generated after piloting, meeting the Innovator Founder settlement job-creation criterion.</w:t>
       </w:r>
     </w:p>
     <w:p>
@@ -591,13 +591,13 @@
       </w:r>
     </w:p>
     <w:bookmarkEnd w:id="10"/>
-    <w:bookmarkStart w:id="16" w:name="X9c76a81bf0acae11ac63b23ffa964a122b68771"/>
+    <w:bookmarkStart w:id="14" w:name="X62dfa8a0d03aacfda5a95345c3d24f5902b9814"/>
     <w:p>
       <w:pPr>
         <w:pStyle w:val="Heading2"/>
       </w:pPr>
       <w:r>
-        <w:t xml:space="preserve">G.3 Job-creation target (upside case) — 5 full-time hires</w:t>
+        <w:t xml:space="preserve">G.3 Job-creation target (upside case) — 3 full-time hires</w:t>
       </w:r>
     </w:p>
     <w:p>
@@ -605,7 +605,7 @@
         <w:pStyle w:val="FirstParagraph"/>
       </w:pPr>
       <w:r>
-        <w:t xml:space="preserve">If institutional revenue scales beyond the conservative Y3 base case via pilot conversion (5+ paying universities), the plan’s job-creation target is</w:t>
+        <w:t xml:space="preserve">If institutional revenue scales beyond the conservative Y3 base case via pilot conversion (6+ paying universities), the plan’s job-creation target is</w:t>
       </w:r>
       <w:r>
         <w:t xml:space="preserve"> </w:t>
@@ -615,7 +615,7 @@
           <w:b/>
           <w:bCs/>
         </w:rPr>
-        <w:t xml:space="preserve">5 full-time UK roles</w:t>
+        <w:t xml:space="preserve">3 full-time UK roles</w:t>
       </w:r>
       <w:r>
         <w:t xml:space="preserve">, each:</w:t>
@@ -662,7 +662,7 @@
         <w:pStyle w:val="FirstParagraph"/>
       </w:pPr>
       <w:r>
-        <w:t xml:space="preserve">This meets the Innovator Founder settlement job-creation criterion of 5 jobs for persons settled in the UK, each existing for at least 12 months, at an average salary of at least £25,000/year. These 5 roles are funded entirely from revenue generated after piloting, not from any external funding round.</w:t>
+        <w:t xml:space="preserve">These 3 roles are funded entirely from revenue generated after piloting, not from any external funding round. The target is deliberately kept to three — one role that directly drives the institutional revenue funding it, and two that are essential to serving the resulting student and university base — rather than the larger, marketing-heavy hiring plan considered in earlier drafts.</w:t>
       </w:r>
     </w:p>
     <w:tbl>
@@ -770,7 +770,7 @@
               <w:pStyle w:val="Compact"/>
             </w:pPr>
             <w:r>
-              <w:t xml:space="preserve">Student Ambassador</w:t>
+              <w:t xml:space="preserve">Sales Lead</w:t>
             </w:r>
           </w:p>
         </w:tc>
@@ -803,18 +803,18 @@
               <w:pStyle w:val="Compact"/>
             </w:pPr>
             <w:r>
-              <w:t xml:space="preserve">Year 3, contingent on 5+ paying universities</w:t>
-            </w:r>
-          </w:p>
-        </w:tc>
-        <w:tc>
-          <w:tcPr/>
-          <w:p>
-            <w:pPr>
-              <w:pStyle w:val="Compact"/>
-            </w:pPr>
-            <w:r>
-              <w:t xml:space="preserve">CMO (Dr Gerald Marfo)</w:t>
+              <w:t xml:space="preserve">Year 3, contingent on 6+ paying universities</w:t>
+            </w:r>
+          </w:p>
+        </w:tc>
+        <w:tc>
+          <w:tcPr/>
+          <w:p>
+            <w:pPr>
+              <w:pStyle w:val="Compact"/>
+            </w:pPr>
+            <w:r>
+              <w:t xml:space="preserve">CEO (Yusuf Quadri)</w:t>
             </w:r>
           </w:p>
         </w:tc>
@@ -838,7 +838,7 @@
               <w:pStyle w:val="Compact"/>
             </w:pPr>
             <w:r>
-              <w:t xml:space="preserve">Social Media Manager</w:t>
+              <w:t xml:space="preserve">Support Agent</w:t>
             </w:r>
           </w:p>
         </w:tc>
@@ -871,18 +871,18 @@
               <w:pStyle w:val="Compact"/>
             </w:pPr>
             <w:r>
-              <w:t xml:space="preserve">Year 3, contingent on 5+ paying universities</w:t>
-            </w:r>
-          </w:p>
-        </w:tc>
-        <w:tc>
-          <w:tcPr/>
-          <w:p>
-            <w:pPr>
-              <w:pStyle w:val="Compact"/>
-            </w:pPr>
-            <w:r>
-              <w:t xml:space="preserve">CMO (Dr Gerald Marfo)</w:t>
+              <w:t xml:space="preserve">Year 3, contingent on 6+ paying universities</w:t>
+            </w:r>
+          </w:p>
+        </w:tc>
+        <w:tc>
+          <w:tcPr/>
+          <w:p>
+            <w:pPr>
+              <w:pStyle w:val="Compact"/>
+            </w:pPr>
+            <w:r>
+              <w:t xml:space="preserve">CEO (Yusuf Quadri)</w:t>
             </w:r>
           </w:p>
         </w:tc>
@@ -906,7 +906,7 @@
               <w:pStyle w:val="Compact"/>
             </w:pPr>
             <w:r>
-              <w:t xml:space="preserve">Marketing Intern</w:t>
+              <w:t xml:space="preserve">Student Ambassador</w:t>
             </w:r>
           </w:p>
         </w:tc>
@@ -939,7 +939,7 @@
               <w:pStyle w:val="Compact"/>
             </w:pPr>
             <w:r>
-              <w:t xml:space="preserve">Year 3, contingent on 5+ paying universities</w:t>
+              <w:t xml:space="preserve">Year 3, contingent on 6+ paying universities</w:t>
             </w:r>
           </w:p>
         </w:tc>
@@ -951,142 +951,6 @@
             </w:pPr>
             <w:r>
               <w:t xml:space="preserve">CMO (Dr Gerald Marfo)</w:t>
-            </w:r>
-          </w:p>
-        </w:tc>
-      </w:tr>
-      <w:tr>
-        <w:tc>
-          <w:tcPr/>
-          <w:p>
-            <w:pPr>
-              <w:pStyle w:val="Compact"/>
-            </w:pPr>
-            <w:r>
-              <w:t xml:space="preserve">4</w:t>
-            </w:r>
-          </w:p>
-        </w:tc>
-        <w:tc>
-          <w:tcPr/>
-          <w:p>
-            <w:pPr>
-              <w:pStyle w:val="Compact"/>
-            </w:pPr>
-            <w:r>
-              <w:t xml:space="preserve">Sales Lead</w:t>
-            </w:r>
-          </w:p>
-        </w:tc>
-        <w:tc>
-          <w:tcPr/>
-          <w:p>
-            <w:pPr>
-              <w:pStyle w:val="Compact"/>
-            </w:pPr>
-            <w:r>
-              <w:t xml:space="preserve">Full-time</w:t>
-            </w:r>
-          </w:p>
-        </w:tc>
-        <w:tc>
-          <w:tcPr/>
-          <w:p>
-            <w:pPr>
-              <w:pStyle w:val="Compact"/>
-            </w:pPr>
-            <w:r>
-              <w:t xml:space="preserve">£25,000/yr</w:t>
-            </w:r>
-          </w:p>
-        </w:tc>
-        <w:tc>
-          <w:tcPr/>
-          <w:p>
-            <w:pPr>
-              <w:pStyle w:val="Compact"/>
-            </w:pPr>
-            <w:r>
-              <w:t xml:space="preserve">Year 3, contingent on 5+ paying universities</w:t>
-            </w:r>
-          </w:p>
-        </w:tc>
-        <w:tc>
-          <w:tcPr/>
-          <w:p>
-            <w:pPr>
-              <w:pStyle w:val="Compact"/>
-            </w:pPr>
-            <w:r>
-              <w:t xml:space="preserve">CEO (Yusuf Quadri)</w:t>
-            </w:r>
-          </w:p>
-        </w:tc>
-      </w:tr>
-      <w:tr>
-        <w:tc>
-          <w:tcPr/>
-          <w:p>
-            <w:pPr>
-              <w:pStyle w:val="Compact"/>
-            </w:pPr>
-            <w:r>
-              <w:t xml:space="preserve">5</w:t>
-            </w:r>
-          </w:p>
-        </w:tc>
-        <w:tc>
-          <w:tcPr/>
-          <w:p>
-            <w:pPr>
-              <w:pStyle w:val="Compact"/>
-            </w:pPr>
-            <w:r>
-              <w:t xml:space="preserve">Support Agent</w:t>
-            </w:r>
-          </w:p>
-        </w:tc>
-        <w:tc>
-          <w:tcPr/>
-          <w:p>
-            <w:pPr>
-              <w:pStyle w:val="Compact"/>
-            </w:pPr>
-            <w:r>
-              <w:t xml:space="preserve">Full-time</w:t>
-            </w:r>
-          </w:p>
-        </w:tc>
-        <w:tc>
-          <w:tcPr/>
-          <w:p>
-            <w:pPr>
-              <w:pStyle w:val="Compact"/>
-            </w:pPr>
-            <w:r>
-              <w:t xml:space="preserve">£25,000/yr</w:t>
-            </w:r>
-          </w:p>
-        </w:tc>
-        <w:tc>
-          <w:tcPr/>
-          <w:p>
-            <w:pPr>
-              <w:pStyle w:val="Compact"/>
-            </w:pPr>
-            <w:r>
-              <w:t xml:space="preserve">Year 3, contingent on 5+ paying universities</w:t>
-            </w:r>
-          </w:p>
-        </w:tc>
-        <w:tc>
-          <w:tcPr/>
-          <w:p>
-            <w:pPr>
-              <w:pStyle w:val="Compact"/>
-            </w:pPr>
-            <w:r>
-              <w:t xml:space="preserve">CEO (Yusuf Quadri)</w:t>
             </w:r>
           </w:p>
         </w:tc>
@@ -1097,16 +961,16 @@
         <w:pStyle w:val="BodyText"/>
       </w:pPr>
       <w:r>
-        <w:t xml:space="preserve">Each of the 5 roles is £25,000/yr, all full-time, hired in Year 3 once institutional revenue scales via pilot conversion (5+ paying universities) — meeting the settlement job-creation criterion’s average-salary threshold exactly. Mission and must-have detail for each role follows below.</w:t>
-      </w:r>
-    </w:p>
-    <w:bookmarkStart w:id="11" w:name="g.3.1-student-ambassador"/>
+        <w:t xml:space="preserve">Each of the 3 roles is £25,000/yr, all full-time, hired in Year 3 once institutional revenue scales via pilot conversion (6+ paying universities) — meeting the settlement job-creation criterion’s average-salary threshold exactly. Mission and must-have detail for each role follows below.</w:t>
+      </w:r>
+    </w:p>
+    <w:bookmarkStart w:id="11" w:name="g.3.1-sales-lead"/>
     <w:p>
       <w:pPr>
         <w:pStyle w:val="Heading3"/>
       </w:pPr>
       <w:r>
-        <w:t xml:space="preserve">G.3.1 Student Ambassador</w:t>
+        <w:t xml:space="preserve">G.3.1 Sales Lead</w:t>
       </w:r>
     </w:p>
     <w:tbl>
@@ -1166,7 +1030,7 @@
               <w:pStyle w:val="Compact"/>
             </w:pPr>
             <w:r>
-              <w:t xml:space="preserve">Drive on-campus adoption at partner universities — represent DEQUAD at freshers’ fairs, SU events and society meetups; run peer referral pushes; feed student feedback back into the product roadmap</w:t>
+              <w:t xml:space="preserve">Own the institutional sales pipeline end-to-end — lead generation, outreach, and closing paid university and NHS ICB contracts; manage each account from pilot conversion through renewal</w:t>
             </w:r>
           </w:p>
         </w:tc>
@@ -1190,7 +1054,7 @@
               <w:pStyle w:val="Compact"/>
             </w:pPr>
             <w:r>
-              <w:t xml:space="preserve">Current student or recent graduate of a UK university; prior involvement in SU, society or student-rep leadership preferred; comfortable representing the brand in person on campus</w:t>
+              <w:t xml:space="preserve">B2B/enterprise sales experience, ideally in EdTech, higher education or public-sector software; able to run a full sales cycle independently</w:t>
             </w:r>
           </w:p>
         </w:tc>
@@ -1214,20 +1078,20 @@
               <w:pStyle w:val="Compact"/>
             </w:pPr>
             <w:r>
-              <w:t xml:space="preserve">University careers portals, partner-university SU/society networks, LinkedIn</w:t>
+              <w:t xml:space="preserve">Otta, LinkedIn, NatWest Accelerator alumni network</w:t>
             </w:r>
           </w:p>
         </w:tc>
       </w:tr>
     </w:tbl>
     <w:bookmarkEnd w:id="11"/>
-    <w:bookmarkStart w:id="12" w:name="g.3.2-social-media-manager"/>
+    <w:bookmarkStart w:id="12" w:name="g.3.2-support-agent"/>
     <w:p>
       <w:pPr>
         <w:pStyle w:val="Heading3"/>
       </w:pPr>
       <w:r>
-        <w:t xml:space="preserve">G.3.2 Social Media Manager</w:t>
+        <w:t xml:space="preserve">G.3.2 Support Agent</w:t>
       </w:r>
     </w:p>
     <w:tbl>
@@ -1287,7 +1151,7 @@
               <w:pStyle w:val="Compact"/>
             </w:pPr>
             <w:r>
-              <w:t xml:space="preserve">Own DEQUAD’s organic and paid social presence (Instagram, TikTok, LinkedIn) to drive premium subscriber growth and brand awareness among UK students; plan the content calendar around each partner university’s rollout</w:t>
+              <w:t xml:space="preserve">Front-line support for students and university admins via in-app chat and email; triage non-safeguarding queries directly and escalate safeguarding-relevant issues to the Safeguarding &amp; Trust Lead per the existing escalation pathway</w:t>
             </w:r>
           </w:p>
         </w:tc>
@@ -1311,7 +1175,7 @@
               <w:pStyle w:val="Compact"/>
             </w:pPr>
             <w:r>
-              <w:t xml:space="preserve">Proven social media management experience, ideally with a consumer or student-facing brand; content creation and platform-analytics skills</w:t>
+              <w:t xml:space="preserve">Prior customer support experience; empathetic, clear written communication; completes DEQUAD’s safeguarding awareness training within the first month</w:t>
             </w:r>
           </w:p>
         </w:tc>
@@ -1335,20 +1199,20 @@
               <w:pStyle w:val="Compact"/>
             </w:pPr>
             <w:r>
-              <w:t xml:space="preserve">LinkedIn, Otta, NatWest Accelerator alumni network</w:t>
+              <w:t xml:space="preserve">LinkedIn, Otta</w:t>
             </w:r>
           </w:p>
         </w:tc>
       </w:tr>
     </w:tbl>
     <w:bookmarkEnd w:id="12"/>
-    <w:bookmarkStart w:id="13" w:name="g.3.3-marketing-intern"/>
+    <w:bookmarkStart w:id="13" w:name="g.3.3-student-ambassador"/>
     <w:p>
       <w:pPr>
         <w:pStyle w:val="Heading3"/>
       </w:pPr>
       <w:r>
-        <w:t xml:space="preserve">G.3.3 Marketing Intern</w:t>
+        <w:t xml:space="preserve">G.3.3 Student Ambassador</w:t>
       </w:r>
     </w:p>
     <w:tbl>
@@ -1408,7 +1272,7 @@
               <w:pStyle w:val="Compact"/>
             </w:pPr>
             <w:r>
-              <w:t xml:space="preserve">Support the Social Media Manager and CMO with content production, campus marketing collateral and campaign execution across partner universities</w:t>
+              <w:t xml:space="preserve">Drive on-campus adoption at partner universities — represent DEQUAD at freshers’ fairs, SU events and society meetups; run peer referral pushes; feed student feedback back into the product roadmap</w:t>
             </w:r>
           </w:p>
         </w:tc>
@@ -1432,7 +1296,7 @@
               <w:pStyle w:val="Compact"/>
             </w:pPr>
             <w:r>
-              <w:t xml:space="preserve">Marketing, digital media or related degree/coursework; strong writing and basic design skills; based in or able to work from London</w:t>
+              <w:t xml:space="preserve">Current student or recent graduate of a UK university; prior involvement in SU, society or student-rep leadership preferred; comfortable representing the brand in person on campus</w:t>
             </w:r>
           </w:p>
         </w:tc>
@@ -1456,249 +1320,7 @@
               <w:pStyle w:val="Compact"/>
             </w:pPr>
             <w:r>
-              <w:t xml:space="preserve">University careers portals (placements), Bright Network, LinkedIn</w:t>
-            </w:r>
-          </w:p>
-        </w:tc>
-      </w:tr>
-    </w:tbl>
-    <w:bookmarkEnd w:id="13"/>
-    <w:bookmarkStart w:id="14" w:name="g.3.4-sales-lead"/>
-    <w:p>
-      <w:pPr>
-        <w:pStyle w:val="Heading3"/>
-      </w:pPr>
-      <w:r>
-        <w:t xml:space="preserve">G.3.4 Sales Lead</w:t>
-      </w:r>
-    </w:p>
-    <w:tbl>
-      <w:tblPr>
-        <w:tblStyle w:val="Table"/>
-        <w:tblW w:type="pct" w:w="5000"/>
-        <w:tblLayout w:type="fixed"/>
-        <w:tblLook w:firstRow="1" w:lastRow="0" w:firstColumn="0" w:lastColumn="0" w:noHBand="0" w:noVBand="0" w:val="0020"/>
-      </w:tblPr>
-      <w:tblGrid>
-        <w:gridCol w:w="3960"/>
-        <w:gridCol w:w="3960"/>
-      </w:tblGrid>
-      <w:tr>
-        <w:trPr>
-          <w:tblHeader w:val="on"/>
-        </w:trPr>
-        <w:tc>
-          <w:tcPr/>
-          <w:p>
-            <w:pPr>
-              <w:pStyle w:val="Compact"/>
-            </w:pPr>
-            <w:r>
-              <w:t xml:space="preserve">Field</w:t>
-            </w:r>
-          </w:p>
-        </w:tc>
-        <w:tc>
-          <w:tcPr/>
-          <w:p>
-            <w:pPr>
-              <w:pStyle w:val="Compact"/>
-            </w:pPr>
-            <w:r>
-              <w:t xml:space="preserve">Detail</w:t>
-            </w:r>
-          </w:p>
-        </w:tc>
-      </w:tr>
-      <w:tr>
-        <w:tc>
-          <w:tcPr/>
-          <w:p>
-            <w:pPr>
-              <w:pStyle w:val="Compact"/>
-            </w:pPr>
-            <w:r>
-              <w:t xml:space="preserve">Mission</w:t>
-            </w:r>
-          </w:p>
-        </w:tc>
-        <w:tc>
-          <w:tcPr/>
-          <w:p>
-            <w:pPr>
-              <w:pStyle w:val="Compact"/>
-            </w:pPr>
-            <w:r>
-              <w:t xml:space="preserve">Own the institutional sales pipeline end-to-end — lead generation, outreach, and closing paid university and NHS ICB contracts; manage each account from pilot conversion through renewal</w:t>
-            </w:r>
-          </w:p>
-        </w:tc>
-      </w:tr>
-      <w:tr>
-        <w:tc>
-          <w:tcPr/>
-          <w:p>
-            <w:pPr>
-              <w:pStyle w:val="Compact"/>
-            </w:pPr>
-            <w:r>
-              <w:t xml:space="preserve">Must-have</w:t>
-            </w:r>
-          </w:p>
-        </w:tc>
-        <w:tc>
-          <w:tcPr/>
-          <w:p>
-            <w:pPr>
-              <w:pStyle w:val="Compact"/>
-            </w:pPr>
-            <w:r>
-              <w:t xml:space="preserve">B2B/enterprise sales experience, ideally in EdTech, higher education or public-sector software; able to run a full sales cycle independently</w:t>
-            </w:r>
-          </w:p>
-        </w:tc>
-      </w:tr>
-      <w:tr>
-        <w:tc>
-          <w:tcPr/>
-          <w:p>
-            <w:pPr>
-              <w:pStyle w:val="Compact"/>
-            </w:pPr>
-            <w:r>
-              <w:t xml:space="preserve">Recruitment channel</w:t>
-            </w:r>
-          </w:p>
-        </w:tc>
-        <w:tc>
-          <w:tcPr/>
-          <w:p>
-            <w:pPr>
-              <w:pStyle w:val="Compact"/>
-            </w:pPr>
-            <w:r>
-              <w:t xml:space="preserve">Otta, LinkedIn, NatWest Accelerator alumni network</w:t>
-            </w:r>
-          </w:p>
-        </w:tc>
-      </w:tr>
-    </w:tbl>
-    <w:bookmarkEnd w:id="14"/>
-    <w:bookmarkStart w:id="15" w:name="g.3.5-support-agent"/>
-    <w:p>
-      <w:pPr>
-        <w:pStyle w:val="Heading3"/>
-      </w:pPr>
-      <w:r>
-        <w:t xml:space="preserve">G.3.5 Support Agent</w:t>
-      </w:r>
-    </w:p>
-    <w:tbl>
-      <w:tblPr>
-        <w:tblStyle w:val="Table"/>
-        <w:tblW w:type="pct" w:w="5000"/>
-        <w:tblLayout w:type="fixed"/>
-        <w:tblLook w:firstRow="1" w:lastRow="0" w:firstColumn="0" w:lastColumn="0" w:noHBand="0" w:noVBand="0" w:val="0020"/>
-      </w:tblPr>
-      <w:tblGrid>
-        <w:gridCol w:w="3960"/>
-        <w:gridCol w:w="3960"/>
-      </w:tblGrid>
-      <w:tr>
-        <w:trPr>
-          <w:tblHeader w:val="on"/>
-        </w:trPr>
-        <w:tc>
-          <w:tcPr/>
-          <w:p>
-            <w:pPr>
-              <w:pStyle w:val="Compact"/>
-            </w:pPr>
-            <w:r>
-              <w:t xml:space="preserve">Field</w:t>
-            </w:r>
-          </w:p>
-        </w:tc>
-        <w:tc>
-          <w:tcPr/>
-          <w:p>
-            <w:pPr>
-              <w:pStyle w:val="Compact"/>
-            </w:pPr>
-            <w:r>
-              <w:t xml:space="preserve">Detail</w:t>
-            </w:r>
-          </w:p>
-        </w:tc>
-      </w:tr>
-      <w:tr>
-        <w:tc>
-          <w:tcPr/>
-          <w:p>
-            <w:pPr>
-              <w:pStyle w:val="Compact"/>
-            </w:pPr>
-            <w:r>
-              <w:t xml:space="preserve">Mission</w:t>
-            </w:r>
-          </w:p>
-        </w:tc>
-        <w:tc>
-          <w:tcPr/>
-          <w:p>
-            <w:pPr>
-              <w:pStyle w:val="Compact"/>
-            </w:pPr>
-            <w:r>
-              <w:t xml:space="preserve">Front-line support for students and university admins via in-app chat and email; triage non-safeguarding queries directly and escalate safeguarding-relevant issues to the Safeguarding &amp; Trust Lead per the existing escalation pathway</w:t>
-            </w:r>
-          </w:p>
-        </w:tc>
-      </w:tr>
-      <w:tr>
-        <w:tc>
-          <w:tcPr/>
-          <w:p>
-            <w:pPr>
-              <w:pStyle w:val="Compact"/>
-            </w:pPr>
-            <w:r>
-              <w:t xml:space="preserve">Must-have</w:t>
-            </w:r>
-          </w:p>
-        </w:tc>
-        <w:tc>
-          <w:tcPr/>
-          <w:p>
-            <w:pPr>
-              <w:pStyle w:val="Compact"/>
-            </w:pPr>
-            <w:r>
-              <w:t xml:space="preserve">Prior customer support experience; empathetic, clear written communication; completes DEQUAD’s safeguarding awareness training within the first month</w:t>
-            </w:r>
-          </w:p>
-        </w:tc>
-      </w:tr>
-      <w:tr>
-        <w:tc>
-          <w:tcPr/>
-          <w:p>
-            <w:pPr>
-              <w:pStyle w:val="Compact"/>
-            </w:pPr>
-            <w:r>
-              <w:t xml:space="preserve">Recruitment channel</w:t>
-            </w:r>
-          </w:p>
-        </w:tc>
-        <w:tc>
-          <w:tcPr/>
-          <w:p>
-            <w:pPr>
-              <w:pStyle w:val="Compact"/>
-            </w:pPr>
-            <w:r>
-              <w:t xml:space="preserve">LinkedIn, Otta</w:t>
+              <w:t xml:space="preserve">University careers portals, partner-university SU/society networks, LinkedIn</w:t>
             </w:r>
           </w:p>
         </w:tc>
@@ -1713,12 +1335,12 @@
           <w:i/>
           <w:iCs/>
         </w:rPr>
-        <w:t xml:space="preserve">These five job descriptions are a first draft for review — mission and must-have detail is not yet finalised or presented as committed.</w:t>
-      </w:r>
-    </w:p>
-    <w:bookmarkEnd w:id="15"/>
-    <w:bookmarkEnd w:id="16"/>
-    <w:bookmarkStart w:id="17" w:name="Xbf22a909b866b64e3d8718750e6e43ccc3b4759"/>
+        <w:t xml:space="preserve">These three job descriptions are a first draft for review — mission and must-have detail is not yet finalised or presented as committed.</w:t>
+      </w:r>
+    </w:p>
+    <w:bookmarkEnd w:id="13"/>
+    <w:bookmarkEnd w:id="14"/>
+    <w:bookmarkStart w:id="15" w:name="Xbf22a909b866b64e3d8718750e6e43ccc3b4759"/>
     <w:p>
       <w:pPr>
         <w:pStyle w:val="Heading2"/>
@@ -1732,7 +1354,7 @@
         <w:pStyle w:val="FirstParagraph"/>
       </w:pPr>
       <w:r>
-        <w:t xml:space="preserve">Any hiring beyond the 5-hire job-creation target above is a longer-term ambition, not a commitment. It would only happen if institutional revenue significantly exceeds even the upside case, or if a future funding round is raised — neither of which is assumed here.</w:t>
+        <w:t xml:space="preserve">Any hiring beyond the 3-hire job-creation target above is a longer-term ambition, not a commitment. It would only happen if institutional revenue significantly exceeds even the upside case, or if a future funding round is raised — neither of which is assumed here.</w:t>
       </w:r>
     </w:p>
     <w:p>
@@ -1742,8 +1364,8 @@
         </w:pict>
       </w:r>
     </w:p>
-    <w:bookmarkEnd w:id="17"/>
-    <w:bookmarkStart w:id="18" w:name="X96ac1b9f44ee6ffd30e9cad1867b7bdce0e1d46"/>
+    <w:bookmarkEnd w:id="15"/>
+    <w:bookmarkStart w:id="16" w:name="X96ac1b9f44ee6ffd30e9cad1867b7bdce0e1d46"/>
     <w:p>
       <w:pPr>
         <w:pStyle w:val="Heading2"/>
@@ -1864,8 +1486,8 @@
         <w:t xml:space="preserve">— as the team grows beyond Year 3, DEQUAD aims for at least 45% female and at least 30% minority-ethnic representation, reported annually once headcount is large enough for this to be meaningful.</w:t>
       </w:r>
     </w:p>
-    <w:bookmarkEnd w:id="18"/>
-    <w:bookmarkEnd w:id="19"/>
+    <w:bookmarkEnd w:id="16"/>
+    <w:bookmarkEnd w:id="17"/>
     <w:sectPr>
       <w:footnotePr>
         <w:numRestart w:val="eachSect"/>
